--- a/ky/discovery-articles/7.12 Ядролук синтез.docx
+++ b/ky/discovery-articles/7.12 Ядролук синтез.docx
@@ -4,617 +4,410 @@
   <w:body>
     <w:p>
       <w:pPr>
-        <w:keepNext/>
-        <w:spacing w:before="280" w:after="120"/>
+        <w:pStyle w:val="Title"/>
+        <w:widowControl/>
       </w:pPr>
       <w:r>
-        <w:rPr>
-          <w:rFonts w:ascii="Calibri" w:hAnsi="Calibri" w:eastAsia="Calibri"/>
-          <w:b/>
-          <w:i w:val="0"/>
-          <w:color w:val="004E8C"/>
-          <w:sz w:val="44"/>
-        </w:rPr>
         <w:t>7.12 Ядролук синтез</w:t>
       </w:r>
     </w:p>
     <w:p>
       <w:pPr>
-        <w:spacing w:after="80"/>
+        <w:keepNext/>
+        <w:widowControl/>
       </w:pPr>
       <w:r>
         <w:rPr>
-          <w:rFonts w:ascii="Calibri" w:hAnsi="Calibri" w:eastAsia="Calibri"/>
-          <w:b w:val="0"/>
-          <w:i/>
-          <w:color w:val="505050"/>
-          <w:sz w:val="22"/>
+          <w:sz w:val="20"/>
         </w:rPr>
-        <w:t>7. Өнүгүп келе жаткан жана түп-тамырынан өзгөртүүчү технологиялар</w:t>
-      </w:r>
-    </w:p>
-    <w:p>
-      <w:pPr>
-        <w:spacing w:after="200"/>
-      </w:pPr>
-      <w:r>
-        <w:rPr>
-          <w:rFonts w:ascii="Calibri" w:hAnsi="Calibri" w:eastAsia="Calibri"/>
-          <w:b w:val="0"/>
-          <w:i/>
-          <w:sz w:val="22"/>
-        </w:rPr>
-        <w:t>Мезгил: XX кылымдын ортосундагы изилдөө реакторлору жана курал физикасы; магниттик жана инерциялык кармоо боюнча ондогон жылдык тажрыйбалар; электр станциясын түзүү аракети уланууда | Негизги өкүлдөр: дүйнөдөгү плазма физиктери; токамак жана лазердик синтез программалары, анын ичинде ITER өнөктөштөрү жана улуттук лабораториялар</w:t>
-      </w:r>
-    </w:p>
-    <w:p>
-      <w:pPr>
-        <w:spacing w:after="160" w:line="276" w:lineRule="auto"/>
-      </w:pPr>
-      <w:r>
-        <w:rPr>
-          <w:rFonts w:ascii="Calibri" w:hAnsi="Calibri" w:eastAsia="Calibri"/>
-          <w:b w:val="0"/>
-          <w:i w:val="0"/>
-          <w:sz w:val="22"/>
-        </w:rPr>
-        <w:t>Ядролук синтезде жеңил ядролор биригип, массанын бир бөлүгү энергияга айланат — жылдыздарды кубаттаган да ушул процесс. Инженерлер башкарылуучу синтезди көмүртекти аз чыгарган, энергия тыгыздыгы жогору булакка айлантууга аракет кылууда, бирок электр станциясынын масштабында ал дагы эле далилдене элек.</w:t>
+        <w:t>7. Дүйнөнү өзгөрткөн жаңы технологиялар</w:t>
       </w:r>
     </w:p>
     <w:p>
       <w:pPr>
         <w:keepNext/>
-        <w:spacing w:before="240" w:after="120"/>
+        <w:widowControl/>
       </w:pPr>
       <w:r>
         <w:rPr>
-          <w:rFonts w:ascii="Calibri" w:hAnsi="Calibri" w:eastAsia="Calibri"/>
-          <w:b/>
-          <w:i w:val="0"/>
-          <w:color w:val="004E8C"/>
-          <w:sz w:val="28"/>
+          <w:sz w:val="20"/>
         </w:rPr>
-        <w:t>Негизги фактылар</w:t>
+        <w:t>Мезгил: болжол менен XX кылымдын ортосундагы изилдөө реакторлору жана курал физикасы; магниттик жана инерциялык кармоо боюнча ондогон жылдык тажрыйбалар; электр станциясын түзүү аракети уланууда | Негизги салым кошкондор: дүйнөдөгү плазма физиктери; токамак жана лазердик синтез программалары, анын ичинде Эл аралык термоядролук тажрыйбалык реактор — ITER — долбоорунун өнөктөштөрү жана улуттук лабораториялар</w:t>
+      </w:r>
+    </w:p>
+    <w:p>
+      <w:pPr>
+        <w:widowControl/>
+      </w:pPr>
+      <w:r>
+        <w:t>Ядролук синтезде жеңил ядролор биригип, массанын бир бөлүгү энергияга айланат. Жылдыздар да ушул процесстен энергия алат. Инженерлер башкарылуучу синтезди көмүртек чыгындысы аз, энергиясы өтө тыгыз булакка айлантууга умтулууда, бирок электр станциясынын көлөмүндө анын иштеши али далилденип жатат.</w:t>
+      </w:r>
+    </w:p>
+    <w:p>
+      <w:pPr>
+        <w:pStyle w:val="Heading1"/>
+        <w:widowControl/>
+      </w:pPr>
+      <w:r>
+        <w:t>Негизги маалыматтар</w:t>
       </w:r>
     </w:p>
     <w:p>
       <w:pPr>
         <w:pStyle w:val="ListBullet"/>
+        <w:widowControl/>
       </w:pPr>
       <w:r>
-        <w:rPr>
-          <w:rFonts w:ascii="Calibri" w:hAnsi="Calibri" w:eastAsia="Calibri"/>
-          <w:b w:val="0"/>
-          <w:i w:val="0"/>
-          <w:sz w:val="22"/>
-        </w:rPr>
-        <w:t>Күндө өтө жогорку температура менен басымда суутек изотопторунун биригиши энергия чыгарат</w:t>
+        <w:t>Күн өтө жогорку температура жана басымда суутектин изотопторун бириктирген синтезден энергия алат.</w:t>
       </w:r>
     </w:p>
     <w:p>
       <w:pPr>
         <w:pStyle w:val="ListBullet"/>
+        <w:widowControl/>
       </w:pPr>
       <w:r>
-        <w:rPr>
-          <w:rFonts w:ascii="Calibri" w:hAnsi="Calibri" w:eastAsia="Calibri"/>
-          <w:b w:val="0"/>
-          <w:i w:val="0"/>
-          <w:sz w:val="22"/>
-        </w:rPr>
-        <w:t>Лабораториядагы негизги ыкмалар — токамактар менен стеллараторлордогу магниттик кармоо жана лазерлер колдонулган инерциялык кармоо</w:t>
+        <w:t>Лабораторияларда негизги ыкмалар — магнит менен кармоо, анын ичинде токамактар жана стеллараторлор, ошондой эле лазер колдонгон инерциялык кармоо.</w:t>
       </w:r>
     </w:p>
     <w:p>
       <w:pPr>
         <w:pStyle w:val="ListBullet"/>
+        <w:widowControl/>
       </w:pPr>
       <w:r>
-        <w:rPr>
-          <w:rFonts w:ascii="Calibri" w:hAnsi="Calibri" w:eastAsia="Calibri"/>
-          <w:b w:val="0"/>
-          <w:i w:val="0"/>
-          <w:sz w:val="22"/>
-        </w:rPr>
-        <w:t>Айрым түзмөктөр кыска тажрыйбалык импульста сарпталганынан көбүрөөк энергия бөлүнгөнүн билдирген, бирок үзгүлтүксүз коммерциялык электр өндүрүшүнө жете элек</w:t>
+        <w:t>Айрым түзүлүштөрдө кыска тажрыйбалык импульстарда энергиялык утушка жеткени кабарланган, бирок үзгүлтүксүз коммерциялык электр өндүрүү али ишке аша элек.</w:t>
       </w:r>
     </w:p>
     <w:p>
       <w:pPr>
         <w:pStyle w:val="ListBullet"/>
+        <w:widowControl/>
       </w:pPr>
       <w:r>
-        <w:rPr>
-          <w:rFonts w:ascii="Calibri" w:hAnsi="Calibri" w:eastAsia="Calibri"/>
-          <w:b w:val="0"/>
-          <w:i w:val="0"/>
-          <w:sz w:val="22"/>
-        </w:rPr>
-        <w:t>Көпчүлүк долбоор дейтерий–тритий отун циклине басым жасайт; материалдардын туруктуулугу жана тритийди кайра өндүрүү татаал маселе</w:t>
+        <w:t>Отун циклдери көбүнчө дейтерий менен тритийге таянат; материалдардын чыдамдуулугу жана тритийди өндүрүү кыйынчылык жаратат.</w:t>
       </w:r>
     </w:p>
     <w:p>
       <w:pPr>
         <w:pStyle w:val="ListBullet"/>
+        <w:widowControl/>
       </w:pPr>
       <w:r>
-        <w:rPr>
-          <w:rFonts w:ascii="Calibri" w:hAnsi="Calibri" w:eastAsia="Calibri"/>
-          <w:b w:val="0"/>
-          <w:i w:val="0"/>
-          <w:sz w:val="22"/>
-        </w:rPr>
-        <w:t>ITER сыяктуу эл аралык долбоорлор изилдөө үчүн узак убакыт күйгөн плазманы көрсөтүүгө багытталган</w:t>
+        <w:t>ITER сыяктуу эл аралык долбоорлор изилдөө үчүн өзүнүн реакциясы менен ысыган плазманы туруктуу кармоону көрсөтүүгө багытталган.</w:t>
       </w:r>
     </w:p>
     <w:p>
       <w:pPr>
-        <w:keepNext/>
-        <w:spacing w:before="240" w:after="120"/>
+        <w:pStyle w:val="Heading1"/>
+        <w:widowControl/>
       </w:pPr>
       <w:r>
-        <w:rPr>
-          <w:rFonts w:ascii="Calibri" w:hAnsi="Calibri" w:eastAsia="Calibri"/>
-          <w:b/>
-          <w:i w:val="0"/>
-          <w:color w:val="004E8C"/>
-          <w:sz w:val="28"/>
-        </w:rPr>
-        <w:t>Бул эмне</w:t>
+        <w:t>Бул эмне?</w:t>
       </w:r>
     </w:p>
     <w:p>
       <w:pPr>
-        <w:spacing w:after="160" w:line="276" w:lineRule="auto"/>
+        <w:widowControl/>
       </w:pPr>
       <w:r>
-        <w:rPr>
-          <w:rFonts w:ascii="Calibri" w:hAnsi="Calibri" w:eastAsia="Calibri"/>
-          <w:b w:val="0"/>
-          <w:i w:val="0"/>
-          <w:sz w:val="22"/>
-        </w:rPr>
-        <w:t>Ядролук синтез — жеңил атом ядролорунун оорураак ядро болуп биригиши; пайда болгон продуктулар баштапкы бөлүкчөлөрдөн бир аз жеңил болгондуктан, айырма энергия түрүндө чыгат. Жерде окумуштуулар плазманы — иондошкон газды — ысытып, дейтерий менен тритий сыяктуу изотоптор кагылышып бириккенче кармоого аракет кылат. Магнит талаасы же тез кысуучу импульс отунду реакцияга жеткидей убакыт камап турат. Жөнөкөй айтканда, бул Күндүн кичинекей бөлүгүн коопсуз идишке камоо аракети.</w:t>
+        <w:t>Ядролук синтез — жеңил атом ядролорунун оорураак ядролорго биригиши. Натыйжадагы масса баштапкыдан бир аз аз болгондо энергия бөлүнөт. Жерде изилдөөчүлөр плазманы — иондошкон газды — ысытып, кармап турушат. Кагылышуулар дейтерий менен тритий сыяктуу изотопторду бириктирүүгө тийиш. Магнит талаалары же ичкери кысуучу күч отунду реакция жүргөнчө кармайт. Образдуу айтканда, бул Күндөгү процесстин бир бөлүгүн коопсуз башкарууга аракет кылуу.</w:t>
       </w:r>
     </w:p>
     <w:p>
       <w:pPr>
-        <w:keepNext/>
-        <w:spacing w:before="240" w:after="120"/>
+        <w:pStyle w:val="Heading1"/>
+        <w:widowControl/>
       </w:pPr>
       <w:r>
-        <w:rPr>
-          <w:rFonts w:ascii="Calibri" w:hAnsi="Calibri" w:eastAsia="Calibri"/>
-          <w:b/>
-          <w:i w:val="0"/>
-          <w:color w:val="004E8C"/>
-          <w:sz w:val="28"/>
-        </w:rPr>
-        <w:t>Аны ким ачкан же ойлоп тапкан</w:t>
+        <w:t xml:space="preserve">Ким ойлоп тапкан</w:t>
       </w:r>
     </w:p>
     <w:p>
       <w:pPr>
-        <w:spacing w:after="160" w:line="276" w:lineRule="auto"/>
+        <w:widowControl/>
       </w:pPr>
       <w:r>
-        <w:rPr>
-          <w:rFonts w:ascii="Calibri" w:hAnsi="Calibri" w:eastAsia="Calibri"/>
-          <w:b w:val="0"/>
-          <w:i w:val="0"/>
-          <w:sz w:val="22"/>
-        </w:rPr>
-        <w:t>Астрофизиктер жылдыздардагы синтезди түшүндүргөн; андан кийин курал программалары менен жарандык лабораториялар процессти Жерде башкарууга умтулган. Плазма физиктеринин, инженерлердин жана эл аралык бирикмелердин бир нече мууну токамактарды, лазерлерди жана өлчөө системаларын курду. Синтезди жалгыз ойлоп табуучу «аяктап» койбойт; бул узак мөөнөттүү илимий-өнөр жай аракети. Жетишкендик жалпы мекемелер менен жамааттарга таандык.</w:t>
+        <w:t>Астрофизиктер жылдыздардагы синтезди түшүндүрүшкөн. Андан кийин курал программалары менен жарандык лабораториялар аны Жерде башкарууга аракеттенген. Плазма физиктеринин, инженерлердин жана эл аралык бирикмелердин муундары токамактарды, лазерлерди жана өлчөө жабдыктарын курушту. Бул ишти бир ойлоп табуучу жалгыз «аяктап» койбойт: ал узак илимий-өнөр жайлык аракет. Жетишкендик мекемелерге жана жамааттарга таандык.</w:t>
       </w:r>
     </w:p>
     <w:p>
       <w:pPr>
-        <w:keepNext/>
-        <w:spacing w:before="240" w:after="120"/>
+        <w:pStyle w:val="Heading1"/>
+        <w:widowControl/>
       </w:pPr>
       <w:r>
-        <w:rPr>
-          <w:rFonts w:ascii="Calibri" w:hAnsi="Calibri" w:eastAsia="Calibri"/>
-          <w:b/>
-          <w:i w:val="0"/>
-          <w:color w:val="004E8C"/>
-          <w:sz w:val="28"/>
-        </w:rPr>
-        <w:t>Качан жана кантип пайда болгон</w:t>
+        <w:t>Качан жана кантип пайда болгон?</w:t>
       </w:r>
     </w:p>
     <w:p>
       <w:pPr>
-        <w:spacing w:after="160" w:line="276" w:lineRule="auto"/>
+        <w:widowControl/>
       </w:pPr>
       <w:r>
-        <w:rPr>
-          <w:rFonts w:ascii="Calibri" w:hAnsi="Calibri" w:eastAsia="Calibri"/>
-          <w:b w:val="0"/>
-          <w:i w:val="0"/>
-          <w:sz w:val="22"/>
-        </w:rPr>
-        <w:t>Согуштан кийинки изилдөөлөр плазманы кармоонун негизги түшүнүктөрүн түздү; алдыга жылуу температураны, тыгыздыкты жана кармоо убактысын кезек-кезеги менен жогорулатуу аркылуу болду. XX кылымдын аягы менен XXI кылымдын башындагы ири машиналар энергия тең салмактуулугуна жакындаганы менен, электр тармагына ток бере элек. Мегадолбоорлор менен катар жеке компаниялар чакан конструкцияларды сунуштады. Нейтрон агымына жана өтө ысыкка чыдай турган материалдар өнүгүүнүн ыргагын азыр да чектейт. Коммерциялашуу күнү белгисиз бойдон калып, иш ондогон жылдык кайталанма өркүндөтүү менен өлчөнөт.</w:t>
+        <w:t>Согуштан кийинки изилдөөлөр плазманы кармоо түшүнүктөрүн түздү. Прогресс температураны, тыгыздыкты жана кармоо убактысын жакшыртуу аркылуу жүрдү. XX кылымдын аягы менен XXI кылымдын башындагы ири машиналар энергиялык теңелүү көрсөткүчтөрүнө жакындады, бирок электр тармагына энергия бере элек. Жеке компаниялар ири долбоорлор менен катар чакан түзүлүштөрдү сунуштады. Нейтрон агымына жана ысыкка чыдаган материалдар иштин темпин аныктоочу маселелердин бири. Коммерциялык баскычка али жетиле элек; өнүгүү ондогон жылдык өркүндөтүүлөр менен өлчөнөт.</w:t>
       </w:r>
     </w:p>
     <w:p>
       <w:pPr>
-        <w:keepNext/>
-        <w:spacing w:before="240" w:after="120"/>
+        <w:pStyle w:val="Heading1"/>
+        <w:widowControl/>
       </w:pPr>
       <w:r>
-        <w:rPr>
-          <w:rFonts w:ascii="Calibri" w:hAnsi="Calibri" w:eastAsia="Calibri"/>
-          <w:b/>
-          <w:i w:val="0"/>
-          <w:color w:val="004E8C"/>
-          <w:sz w:val="28"/>
-        </w:rPr>
-        <w:t>Илимий жактан мааниси</w:t>
+        <w:t>Илим үчүн мааниси</w:t>
       </w:r>
     </w:p>
     <w:p>
       <w:pPr>
-        <w:spacing w:after="160" w:line="276" w:lineRule="auto"/>
+        <w:widowControl/>
       </w:pPr>
       <w:r>
-        <w:rPr>
-          <w:rFonts w:ascii="Calibri" w:hAnsi="Calibri" w:eastAsia="Calibri"/>
-          <w:b w:val="0"/>
-          <w:i w:val="0"/>
-          <w:sz w:val="22"/>
-        </w:rPr>
-        <w:t>Синтез изилдөөлөрү плазма физикасын, өтө өткөргүч магниттерди, кубаттуу лазерлерди жана радиацияга чыдамдуу материалдарды өнүктүрдү. Бул тармак ядролук физиканы экстремалдуу шарттагы инженерия менен байланыштырат. Толкунданып, башаламан кыймылдаган плазманы өлчөө эсептөө илимин да алдыга жылдырды. Илим үчүн синтез жылдыздардагы процесстерди жана химиялык отундан алда канча тыгыз энергияны лабораторияда изилдөө мүмкүнчүлүгү.</w:t>
+        <w:t>Синтез изилдөөлөрү плазма физикасын, өтө өткөргүч магниттерди, кубаттуу лазерлерди жана нурланууга чыдамдуу материалдарды өнүктүрдү. Ал ядролук физиканы өтө катаал шарттагы инженерия менен байланыштырат. Турбуленттүү плазманы өлчөө жана талдоо эсептөө илимин алдыга жылдырды. Бул — жылдыздык процесстерди жана химиялык отунга караганда тыгыз энергияны лабораторияда изилдөө жолу.</w:t>
       </w:r>
     </w:p>
     <w:p>
       <w:pPr>
-        <w:keepNext/>
-        <w:spacing w:before="240" w:after="120"/>
+        <w:pStyle w:val="Heading1"/>
+        <w:widowControl/>
       </w:pPr>
       <w:r>
-        <w:rPr>
-          <w:rFonts w:ascii="Calibri" w:hAnsi="Calibri" w:eastAsia="Calibri"/>
-          <w:b/>
-          <w:i w:val="0"/>
-          <w:color w:val="004E8C"/>
-          <w:sz w:val="28"/>
-        </w:rPr>
-        <w:t>Кийинки өнүгүүлөргө тийгизген таасири</w:t>
+        <w:t>Кийинки өнүгүүгө тийгизген таасири</w:t>
       </w:r>
     </w:p>
     <w:p>
       <w:pPr>
-        <w:spacing w:after="160" w:line="276" w:lineRule="auto"/>
+        <w:widowControl/>
       </w:pPr>
       <w:r>
-        <w:rPr>
-          <w:rFonts w:ascii="Calibri" w:hAnsi="Calibri" w:eastAsia="Calibri"/>
-          <w:b w:val="0"/>
-          <w:i w:val="0"/>
-          <w:sz w:val="22"/>
-        </w:rPr>
-        <w:t>Бул иштерден медициналык тездеткичтер, өркүндөтүлгөн магниттер жана плазма менен материал иштетүү сыяктуу кошумча технологиялар чыкты. Климат саясаты синтезди кылымдын кийинки бөлүгүндө атомдук бөлүнүү жана кайра жаралуучу булактар менен катар туруктуу кубат бере турган мүмкүнчүлүк катары карайт. Криогендик жана вакуумдук системалар боюнча даярдалган адистер башка тармактарда да иштейт. Инвестициянын өйдө-төмөн циклдери сабырдуулукту жана ашыкча убаданы башкарууну үйрөттү.</w:t>
+        <w:t>Кошумча натыйжаларга медициналык ылдамдаткычтар, жаңы магниттер жана плазма менен иштетүү кирет. Климат саясатында синтез кылымдын аягына карай ядролук бөлүнүү жана кайра жаралуучу энергия менен катар туруктуу электр бере ала турган мүмкүнчүлүк катары каралат. Өтө төмөн температура жана вакуум системалары боюнча адистер башка тармактарга да кызмат кылат. Инвестициянын өсүп-төмөндөшү сабырдуулукту жана ашыкча күтүүлөрдү башкарууну үйрөтөт.</w:t>
       </w:r>
     </w:p>
     <w:p>
       <w:pPr>
-        <w:keepNext/>
-        <w:spacing w:before="240" w:after="120"/>
+        <w:pStyle w:val="Heading1"/>
+        <w:widowControl/>
       </w:pPr>
       <w:r>
-        <w:rPr>
-          <w:rFonts w:ascii="Calibri" w:hAnsi="Calibri" w:eastAsia="Calibri"/>
-          <w:b/>
-          <w:i w:val="0"/>
-          <w:color w:val="004E8C"/>
-          <w:sz w:val="28"/>
-        </w:rPr>
-        <w:t>Адамдардын жашоосун кантип өзгөрткөн</w:t>
+        <w:t>Адамдардын жашоосун кантип өзгөрткөн?</w:t>
       </w:r>
     </w:p>
     <w:p>
       <w:pPr>
-        <w:spacing w:after="160" w:line="276" w:lineRule="auto"/>
+        <w:widowControl/>
       </w:pPr>
       <w:r>
-        <w:rPr>
-          <w:rFonts w:ascii="Calibri" w:hAnsi="Calibri" w:eastAsia="Calibri"/>
-          <w:b w:val="0"/>
-          <w:i w:val="0"/>
-          <w:sz w:val="22"/>
-        </w:rPr>
-        <w:t>Күнүмдүк жашоого синтез станциялары азырынча электр бербейт; өзгөрүү көбүнчө маданий жана илимий мүнөздө — таза, туруктуу кубатка болгон жалпы узак мөөнөттүү үмүт. Лабораторияга жакын жамааттар жумуш орундарын көрүп, тобокелдикти талкуулайт. Коммерциялык синтез ишке ашса, электр тармактары жана отунга байланышкан геосаясат өзгөрүшү мүмкүн; кечиксе, көмүртекти аз чыгарган башка технологиялар милдетти аткарууга тийиш. Үмүттүн өзү энергетикалык саясаттагы көрсөткүчкө айланды.</w:t>
+        <w:t>Күнүмдүк жашоо азырынча синтез станцияларынан энергия албайт. Азыркы өзгөрүү маданий жана илимий: коом таза, туруктуу энергияга узак мөөнөттүү үмүт артууда. Лабораторияларга жакын жерлерде жумуш орундар пайда болуп, тобокелдиктер талкууланат. Коммерциялык синтез ишке ашса, электр тармактары жана отунга байланышкан дүйнөлүк мамилелер өзгөрүшү мүмкүн. Кечиксе, жүктү көмүртек чыгындысы аз башка технологиялар көтөрүшү керек. Үмүттүн өзү энергетика саясатынын факторуна айланды.</w:t>
       </w:r>
     </w:p>
     <w:p>
       <w:pPr>
-        <w:keepNext/>
-        <w:spacing w:before="240" w:after="120"/>
+        <w:pStyle w:val="Heading1"/>
+        <w:widowControl/>
       </w:pPr>
       <w:r>
-        <w:rPr>
-          <w:rFonts w:ascii="Calibri" w:hAnsi="Calibri" w:eastAsia="Calibri"/>
-          <w:b/>
-          <w:i w:val="0"/>
-          <w:color w:val="004E8C"/>
-          <w:sz w:val="28"/>
-        </w:rPr>
-        <w:t>Булактар жана шилтемелер</w:t>
+        <w:t>Булактар жана кошумча окуу</w:t>
       </w:r>
     </w:p>
     <w:p>
       <w:pPr>
-        <w:keepNext/>
-        <w:spacing w:before="240" w:after="120"/>
+        <w:pStyle w:val="Heading2"/>
+        <w:widowControl/>
       </w:pPr>
       <w:r>
         <w:rPr>
-          <w:rFonts w:ascii="Calibri" w:hAnsi="Calibri" w:eastAsia="Calibri"/>
-          <w:b/>
-          <w:i w:val="0"/>
-          <w:color w:val="004E8C"/>
-          <w:sz w:val="24"/>
+          <w:sz w:val="20"/>
         </w:rPr>
-        <w:t>A. Китептер жана негизги илимий эмгектер</w:t>
+        <w:t>Китептер жана негизги илимий эмгектер</w:t>
       </w:r>
     </w:p>
     <w:p>
       <w:pPr>
-        <w:spacing w:after="80"/>
-        <w:ind w:left="360"/>
+        <w:widowControl/>
       </w:pPr>
       <w:r>
         <w:rPr>
-          <w:rFonts w:ascii="Calibri" w:hAnsi="Calibri" w:eastAsia="Calibri"/>
-          <w:b w:val="0"/>
-          <w:i w:val="0"/>
-          <w:sz w:val="22"/>
+          <w:sz w:val="20"/>
         </w:rPr>
         <w:t>1. Freidberg, Jeffrey P. Plasma Physics and Fusion Energy. Cambridge: Cambridge University Press, 2007.</w:t>
       </w:r>
     </w:p>
     <w:p>
       <w:pPr>
-        <w:keepNext/>
-        <w:spacing w:before="240" w:after="120"/>
+        <w:pStyle w:val="Heading2"/>
+        <w:widowControl/>
       </w:pPr>
       <w:r>
         <w:rPr>
-          <w:rFonts w:ascii="Calibri" w:hAnsi="Calibri" w:eastAsia="Calibri"/>
-          <w:b/>
-          <w:i w:val="0"/>
-          <w:color w:val="004E8C"/>
-          <w:sz w:val="24"/>
+          <w:sz w:val="20"/>
         </w:rPr>
-        <w:t>C. Мекемелердин материалдары жана энциклопедиялык булактар</w:t>
+        <w:t>Уюмдардын жана энциклопедиялардын материалдары</w:t>
       </w:r>
     </w:p>
     <w:p>
       <w:pPr>
-        <w:spacing w:after="80"/>
-        <w:ind w:left="360"/>
+        <w:widowControl/>
       </w:pPr>
       <w:r>
         <w:rPr>
-          <w:rFonts w:ascii="Calibri" w:hAnsi="Calibri" w:eastAsia="Calibri"/>
-          <w:b w:val="0"/>
-          <w:i w:val="0"/>
-          <w:sz w:val="22"/>
+          <w:sz w:val="20"/>
         </w:rPr>
-        <w:t>1. Encyclopaedia Britannica. «Ядролук синтез».</w:t>
-      </w:r>
-      <w:r>
-        <w:rPr>
-          <w:rFonts w:ascii="Calibri" w:hAnsi="Calibri" w:eastAsia="Calibri"/>
-          <w:b w:val="0"/>
-          <w:i w:val="0"/>
-          <w:sz w:val="22"/>
-        </w:rPr>
-        <w:t xml:space="preserve"> </w:t>
+        <w:t xml:space="preserve">1. Encyclopaedia Britannica. 'Nuclear fusion.' </w:t>
       </w:r>
       <w:hyperlink r:id="rId9">
         <w:r>
           <w:rPr>
-            <w:rFonts w:ascii="Calibri" w:hAnsi="Calibri" w:eastAsia="Calibri"/>
-            <w:b w:val="0"/>
-            <w:i w:val="0"/>
-            <w:sz w:val="22"/>
-            <w:color w:val="0563C1"/>
-            <w:u w:val="single"/>
+            <w:sz w:val="20"/>
           </w:rPr>
           <w:t>https://www.britannica.com/science/nuclear-fusion</w:t>
         </w:r>
       </w:hyperlink>
+      <w:r>
+        <w:rPr>
+          <w:sz w:val="20"/>
+        </w:rPr>
+      </w:r>
     </w:p>
     <w:p>
       <w:pPr>
-        <w:spacing w:after="80"/>
-        <w:ind w:left="360"/>
+        <w:widowControl/>
       </w:pPr>
       <w:r>
         <w:rPr>
-          <w:rFonts w:ascii="Calibri" w:hAnsi="Calibri" w:eastAsia="Calibri"/>
-          <w:b w:val="0"/>
-          <w:i w:val="0"/>
-          <w:sz w:val="22"/>
+          <w:sz w:val="20"/>
         </w:rPr>
-        <w:t>2. ITER Organization. Долбоорго сереп жана синтез боюнча түшүндүрмөлөр.</w:t>
-      </w:r>
-      <w:r>
-        <w:rPr>
-          <w:rFonts w:ascii="Calibri" w:hAnsi="Calibri" w:eastAsia="Calibri"/>
-          <w:b w:val="0"/>
-          <w:i w:val="0"/>
-          <w:sz w:val="22"/>
-        </w:rPr>
-        <w:t xml:space="preserve"> </w:t>
+        <w:t xml:space="preserve">2. ITER Organization. Project overview and fusion explainers. </w:t>
       </w:r>
       <w:hyperlink r:id="rId10">
         <w:r>
           <w:rPr>
-            <w:rFonts w:ascii="Calibri" w:hAnsi="Calibri" w:eastAsia="Calibri"/>
-            <w:b w:val="0"/>
-            <w:i w:val="0"/>
-            <w:sz w:val="22"/>
-            <w:color w:val="0563C1"/>
-            <w:u w:val="single"/>
+            <w:sz w:val="20"/>
           </w:rPr>
           <w:t>https://www.iter.org/</w:t>
         </w:r>
       </w:hyperlink>
+      <w:r>
+        <w:rPr>
+          <w:sz w:val="20"/>
+        </w:rPr>
+      </w:r>
     </w:p>
     <w:p>
       <w:pPr>
-        <w:spacing w:after="80"/>
-        <w:ind w:left="360"/>
+        <w:widowControl/>
       </w:pPr>
       <w:r>
         <w:rPr>
-          <w:rFonts w:ascii="Calibri" w:hAnsi="Calibri" w:eastAsia="Calibri"/>
-          <w:b w:val="0"/>
-          <w:i w:val="0"/>
-          <w:sz w:val="22"/>
+          <w:sz w:val="20"/>
         </w:rPr>
-        <w:t>3. IAEA. Синтез энергиясы.</w:t>
-      </w:r>
-      <w:r>
-        <w:rPr>
-          <w:rFonts w:ascii="Calibri" w:hAnsi="Calibri" w:eastAsia="Calibri"/>
-          <w:b w:val="0"/>
-          <w:i w:val="0"/>
-          <w:sz w:val="22"/>
-        </w:rPr>
-        <w:t xml:space="preserve"> </w:t>
+        <w:t xml:space="preserve">3. IAEA. Fusion energy. </w:t>
       </w:r>
       <w:hyperlink r:id="rId11">
         <w:r>
           <w:rPr>
-            <w:rFonts w:ascii="Calibri" w:hAnsi="Calibri" w:eastAsia="Calibri"/>
-            <w:b w:val="0"/>
-            <w:i w:val="0"/>
-            <w:sz w:val="22"/>
-            <w:color w:val="0563C1"/>
-            <w:u w:val="single"/>
+            <w:sz w:val="20"/>
           </w:rPr>
           <w:t>https://www.iaea.org/topics/energy/fusion</w:t>
         </w:r>
       </w:hyperlink>
-    </w:p>
-    <w:p>
-      <w:pPr>
-        <w:keepNext/>
-        <w:spacing w:before="240" w:after="120"/>
-      </w:pPr>
       <w:r>
         <w:rPr>
-          <w:rFonts w:ascii="Calibri" w:hAnsi="Calibri" w:eastAsia="Calibri"/>
-          <w:b/>
-          <w:i w:val="0"/>
-          <w:color w:val="004E8C"/>
-          <w:sz w:val="24"/>
+          <w:sz w:val="20"/>
         </w:rPr>
-        <w:t>D. Музейлердин, архивдердин жана китепканалардын материалдары</w:t>
       </w:r>
     </w:p>
     <w:p>
       <w:pPr>
-        <w:spacing w:after="80"/>
-        <w:ind w:left="360"/>
+        <w:pStyle w:val="Heading2"/>
+        <w:widowControl/>
       </w:pPr>
       <w:r>
         <w:rPr>
-          <w:rFonts w:ascii="Calibri" w:hAnsi="Calibri" w:eastAsia="Calibri"/>
-          <w:b w:val="0"/>
-          <w:i w:val="0"/>
-          <w:sz w:val="22"/>
+          <w:sz w:val="20"/>
         </w:rPr>
-        <w:t>1. Science Museum (London). Энергия жана ядролук илим боюнча буюмдар жана баяндар.</w:t>
+        <w:t>Музейлердин, архивдердин жана китепканалардын материалдары</w:t>
       </w:r>
+    </w:p>
+    <w:p>
+      <w:pPr>
+        <w:widowControl/>
+      </w:pPr>
       <w:r>
         <w:rPr>
-          <w:rFonts w:ascii="Calibri" w:hAnsi="Calibri" w:eastAsia="Calibri"/>
-          <w:b w:val="0"/>
-          <w:i w:val="0"/>
-          <w:sz w:val="22"/>
+          <w:sz w:val="20"/>
         </w:rPr>
-        <w:t xml:space="preserve"> </w:t>
+        <w:t xml:space="preserve">1. Science Museum (London). Energy and nuclear science objects and stories. </w:t>
       </w:r>
       <w:hyperlink r:id="rId12">
         <w:r>
           <w:rPr>
-            <w:rFonts w:ascii="Calibri" w:hAnsi="Calibri" w:eastAsia="Calibri"/>
-            <w:b w:val="0"/>
-            <w:i w:val="0"/>
-            <w:sz w:val="22"/>
-            <w:color w:val="0563C1"/>
-            <w:u w:val="single"/>
+            <w:sz w:val="20"/>
           </w:rPr>
           <w:t>https://www.sciencemuseum.org.uk/objects-and-stories</w:t>
         </w:r>
       </w:hyperlink>
-    </w:p>
-    <w:p>
-      <w:pPr>
-        <w:keepNext/>
-        <w:spacing w:before="240" w:after="120"/>
-      </w:pPr>
       <w:r>
         <w:rPr>
-          <w:rFonts w:ascii="Calibri" w:hAnsi="Calibri" w:eastAsia="Calibri"/>
-          <w:b/>
-          <w:i w:val="0"/>
-          <w:color w:val="004E8C"/>
-          <w:sz w:val="24"/>
+          <w:sz w:val="20"/>
         </w:rPr>
-        <w:t>G. Космос агенттиктеринин, лабораториялардын жана илимий уюмдардын материалдары</w:t>
       </w:r>
     </w:p>
     <w:p>
       <w:pPr>
-        <w:spacing w:after="80"/>
-        <w:ind w:left="360"/>
+        <w:pStyle w:val="Heading2"/>
+        <w:widowControl/>
       </w:pPr>
       <w:r>
         <w:rPr>
-          <w:rFonts w:ascii="Calibri" w:hAnsi="Calibri" w:eastAsia="Calibri"/>
-          <w:b w:val="0"/>
-          <w:i w:val="0"/>
-          <w:sz w:val="22"/>
+          <w:sz w:val="20"/>
         </w:rPr>
-        <w:t>1. Lawrence Livermore National Laboratory. National Ignition Facility — инерциялык кармоо синтези.</w:t>
+        <w:t>Космос агенттиктери, лабораториялар жана илимий уюмдар</w:t>
       </w:r>
+    </w:p>
+    <w:p>
+      <w:pPr>
+        <w:widowControl/>
+      </w:pPr>
       <w:r>
         <w:rPr>
-          <w:rFonts w:ascii="Calibri" w:hAnsi="Calibri" w:eastAsia="Calibri"/>
-          <w:b w:val="0"/>
-          <w:i w:val="0"/>
-          <w:sz w:val="22"/>
+          <w:sz w:val="20"/>
         </w:rPr>
-        <w:t xml:space="preserve"> </w:t>
+        <w:t xml:space="preserve">1. Lawrence Livermore National Laboratory. National Ignition Facility — inertial confinement fusion. </w:t>
       </w:r>
       <w:hyperlink r:id="rId13">
         <w:r>
           <w:rPr>
-            <w:rFonts w:ascii="Calibri" w:hAnsi="Calibri" w:eastAsia="Calibri"/>
-            <w:b w:val="0"/>
-            <w:i w:val="0"/>
-            <w:sz w:val="22"/>
-            <w:color w:val="0563C1"/>
-            <w:u w:val="single"/>
+            <w:sz w:val="20"/>
           </w:rPr>
           <w:t>https://lasers.llnl.gov/</w:t>
         </w:r>
       </w:hyperlink>
+      <w:r>
+        <w:rPr>
+          <w:sz w:val="20"/>
+        </w:rPr>
+      </w:r>
     </w:p>
     <w:sectPr>
-      <w:pgSz w:w="12240" w:h="15840"/>
-      <w:pgMar w:top="1296" w:right="1440" w:bottom="1296" w:left="1440" w:header="720" w:footer="720" w:gutter="0"/>
+      <w:footerReference w:type="default" r:id="rId14"/>
+      <w:pgSz w:w="11906" w:h="16838"/>
+      <w:pgMar w:top="1020" w:right="1134" w:bottom="1020" w:left="1134" w:header="720" w:footer="720" w:gutter="0"/>
       <w:cols w:space="720"/>
       <w:docGrid w:linePitch="360"/>
     </w:sectPr>
   </w:body>
 </w:document>
+</file>
+
+<file path=word/footer1.xml><?xml version="1.0" encoding="utf-8"?>
+<w:ftr xmlns:m="http://schemas.openxmlformats.org/officeDocument/2006/math" xmlns:mc="http://schemas.openxmlformats.org/markup-compatibility/2006" xmlns:mo="http://schemas.microsoft.com/office/mac/office/2008/main" xmlns:mv="urn:schemas-microsoft-com:mac:vml" xmlns:o="urn:schemas-microsoft-com:office:office" xmlns:r="http://schemas.openxmlformats.org/officeDocument/2006/relationships" xmlns:v="urn:schemas-microsoft-com:vml" xmlns:w10="urn:schemas-microsoft-com:office:word" xmlns:w14="http://schemas.microsoft.com/office/word/2010/wordml" xmlns:w="http://schemas.openxmlformats.org/wordprocessingml/2006/main" xmlns:wne="http://schemas.microsoft.com/office/word/2006/wordml" xmlns:wp14="http://schemas.microsoft.com/office/word/2010/wordprocessingDrawing" xmlns:wp="http://schemas.openxmlformats.org/drawingml/2006/wordprocessingDrawing" xmlns:wpc="http://schemas.microsoft.com/office/word/2010/wordprocessingCanvas" xmlns:wpg="http://schemas.microsoft.com/office/word/2010/wordprocessingGroup" xmlns:wpi="http://schemas.microsoft.com/office/word/2010/wordprocessingInk" xmlns:wps="http://schemas.microsoft.com/office/word/2010/wordprocessingShape" mc:Ignorable="w14 wp14">
+  <w:p>
+    <w:pPr>
+      <w:pStyle w:val="Footer"/>
+      <w:jc w:val="right"/>
+    </w:pPr>
+    <w:fldSimple w:instr="PAGE"/>
+  </w:p>
+</w:ftr>
 </file>
 
 <file path=word/numbering.xml><?xml version="1.0" encoding="utf-8"?>
@@ -825,7 +618,7 @@
   <w:docDefaults>
     <w:rPrDefault>
       <w:rPr>
-        <w:rFonts w:asciiTheme="minorHAnsi" w:eastAsiaTheme="minorEastAsia" w:hAnsiTheme="minorHAnsi" w:cstheme="minorBidi"/>
+        <w:rFonts/>
         <w:sz w:val="22"/>
         <w:szCs w:val="22"/>
         <w:lang w:val="en-US" w:eastAsia="en-US" w:bidi="ar-SA"/>
@@ -980,6 +773,15 @@
     <w:name w:val="Normal"/>
     <w:qFormat/>
     <w:rsid w:val="00FC693F"/>
+    <w:pPr>
+      <w:spacing w:after="120" w:line="259" w:lineRule="auto"/>
+    </w:pPr>
+    <w:rPr>
+      <w:rFonts w:ascii="Times New Roman" w:hAnsi="Times New Roman"/>
+      <w:color w:val="000000"/>
+      <w:sz w:val="24"/>
+      <w:lang w:val="ky-KG"/>
+    </w:rPr>
   </w:style>
   <w:style w:type="paragraph" w:styleId="Header">
     <w:name w:val="header"/>
@@ -1036,16 +838,17 @@
     <w:pPr>
       <w:keepNext/>
       <w:keepLines/>
-      <w:spacing w:before="480" w:after="0"/>
+      <w:spacing w:before="480" w:after="120" w:line="259" w:lineRule="auto"/>
       <w:outlineLvl w:val="0"/>
     </w:pPr>
     <w:rPr>
-      <w:rFonts w:asciiTheme="majorHAnsi" w:eastAsiaTheme="majorEastAsia" w:hAnsiTheme="majorHAnsi" w:cstheme="majorBidi"/>
+      <w:rFonts w:ascii="Times New Roman" w:hAnsi="Times New Roman"/>
       <w:b/>
       <w:bCs/>
-      <w:color w:val="365F91" w:themeColor="accent1" w:themeShade="BF"/>
-      <w:sz w:val="28"/>
+      <w:color w:val="000000"/>
+      <w:sz w:val="26"/>
       <w:szCs w:val="28"/>
+      <w:lang w:val="ky-KG"/>
     </w:rPr>
   </w:style>
   <w:style w:type="paragraph" w:styleId="Heading2">
@@ -1060,16 +863,17 @@
     <w:pPr>
       <w:keepNext/>
       <w:keepLines/>
-      <w:spacing w:before="200" w:after="0"/>
+      <w:spacing w:before="200" w:after="120" w:line="259" w:lineRule="auto"/>
       <w:outlineLvl w:val="1"/>
     </w:pPr>
     <w:rPr>
-      <w:rFonts w:asciiTheme="majorHAnsi" w:eastAsiaTheme="majorEastAsia" w:hAnsiTheme="majorHAnsi" w:cstheme="majorBidi"/>
+      <w:rFonts w:ascii="Times New Roman" w:hAnsi="Times New Roman"/>
       <w:b/>
       <w:bCs/>
-      <w:color w:val="4F81BD" w:themeColor="accent1"/>
+      <w:color w:val="000000"/>
       <w:sz w:val="26"/>
       <w:szCs w:val="26"/>
+      <w:lang w:val="ky-KG"/>
     </w:rPr>
   </w:style>
   <w:style w:type="paragraph" w:styleId="Heading3">
@@ -1088,7 +892,7 @@
       <w:outlineLvl w:val="2"/>
     </w:pPr>
     <w:rPr>
-      <w:rFonts w:asciiTheme="majorHAnsi" w:eastAsiaTheme="majorEastAsia" w:hAnsiTheme="majorHAnsi" w:cstheme="majorBidi"/>
+      <w:rFonts/>
       <w:b/>
       <w:bCs/>
       <w:color w:val="4F81BD" w:themeColor="accent1"/>
@@ -1111,7 +915,7 @@
       <w:outlineLvl w:val="3"/>
     </w:pPr>
     <w:rPr>
-      <w:rFonts w:asciiTheme="majorHAnsi" w:eastAsiaTheme="majorEastAsia" w:hAnsiTheme="majorHAnsi" w:cstheme="majorBidi"/>
+      <w:rFonts/>
       <w:b/>
       <w:bCs/>
       <w:i/>
@@ -1136,7 +940,7 @@
       <w:outlineLvl w:val="4"/>
     </w:pPr>
     <w:rPr>
-      <w:rFonts w:asciiTheme="majorHAnsi" w:eastAsiaTheme="majorEastAsia" w:hAnsiTheme="majorHAnsi" w:cstheme="majorBidi"/>
+      <w:rFonts/>
       <w:color w:val="243F60" w:themeColor="accent1" w:themeShade="7F"/>
     </w:rPr>
   </w:style>
@@ -1157,7 +961,7 @@
       <w:outlineLvl w:val="5"/>
     </w:pPr>
     <w:rPr>
-      <w:rFonts w:asciiTheme="majorHAnsi" w:eastAsiaTheme="majorEastAsia" w:hAnsiTheme="majorHAnsi" w:cstheme="majorBidi"/>
+      <w:rFonts/>
       <w:i/>
       <w:iCs/>
       <w:color w:val="243F60" w:themeColor="accent1" w:themeShade="7F"/>
@@ -1180,7 +984,7 @@
       <w:outlineLvl w:val="6"/>
     </w:pPr>
     <w:rPr>
-      <w:rFonts w:asciiTheme="majorHAnsi" w:eastAsiaTheme="majorEastAsia" w:hAnsiTheme="majorHAnsi" w:cstheme="majorBidi"/>
+      <w:rFonts/>
       <w:i/>
       <w:iCs/>
       <w:color w:val="404040" w:themeColor="text1" w:themeTint="BF"/>
@@ -1203,7 +1007,7 @@
       <w:outlineLvl w:val="7"/>
     </w:pPr>
     <w:rPr>
-      <w:rFonts w:asciiTheme="majorHAnsi" w:eastAsiaTheme="majorEastAsia" w:hAnsiTheme="majorHAnsi" w:cstheme="majorBidi"/>
+      <w:rFonts/>
       <w:color w:val="4F81BD" w:themeColor="accent1"/>
       <w:sz w:val="20"/>
       <w:szCs w:val="20"/>
@@ -1226,7 +1030,7 @@
       <w:outlineLvl w:val="8"/>
     </w:pPr>
     <w:rPr>
-      <w:rFonts w:asciiTheme="majorHAnsi" w:eastAsiaTheme="majorEastAsia" w:hAnsiTheme="majorHAnsi" w:cstheme="majorBidi"/>
+      <w:rFonts/>
       <w:i/>
       <w:iCs/>
       <w:color w:val="404040" w:themeColor="text1" w:themeTint="BF"/>
@@ -1277,7 +1081,7 @@
     <w:uiPriority w:val="9"/>
     <w:rsid w:val="00FC693F"/>
     <w:rPr>
-      <w:rFonts w:asciiTheme="majorHAnsi" w:eastAsiaTheme="majorEastAsia" w:hAnsiTheme="majorHAnsi" w:cstheme="majorBidi"/>
+      <w:rFonts/>
       <w:b/>
       <w:bCs/>
       <w:color w:val="365F91" w:themeColor="accent1" w:themeShade="BF"/>
@@ -1292,7 +1096,7 @@
     <w:uiPriority w:val="9"/>
     <w:rsid w:val="00FC693F"/>
     <w:rPr>
-      <w:rFonts w:asciiTheme="majorHAnsi" w:eastAsiaTheme="majorEastAsia" w:hAnsiTheme="majorHAnsi" w:cstheme="majorBidi"/>
+      <w:rFonts/>
       <w:b/>
       <w:bCs/>
       <w:color w:val="4F81BD" w:themeColor="accent1"/>
@@ -1307,7 +1111,7 @@
     <w:uiPriority w:val="9"/>
     <w:rsid w:val="00FC693F"/>
     <w:rPr>
-      <w:rFonts w:asciiTheme="majorHAnsi" w:eastAsiaTheme="majorEastAsia" w:hAnsiTheme="majorHAnsi" w:cstheme="majorBidi"/>
+      <w:rFonts/>
       <w:b/>
       <w:bCs/>
       <w:color w:val="4F81BD" w:themeColor="accent1"/>
@@ -1322,19 +1126,17 @@
     <w:qFormat/>
     <w:rsid w:val="00FC693F"/>
     <w:pPr>
-      <w:pBdr>
-        <w:bottom w:val="single" w:sz="8" w:space="4" w:color="4F81BD" w:themeColor="accent1"/>
-      </w:pBdr>
-      <w:spacing w:after="300" w:line="240" w:lineRule="auto"/>
+      <w:spacing w:after="120" w:line="259" w:lineRule="auto"/>
       <w:contextualSpacing/>
     </w:pPr>
     <w:rPr>
-      <w:rFonts w:asciiTheme="majorHAnsi" w:eastAsiaTheme="majorEastAsia" w:hAnsiTheme="majorHAnsi" w:cstheme="majorBidi"/>
-      <w:color w:val="17365D" w:themeColor="text2" w:themeShade="BF"/>
+      <w:rFonts w:ascii="Times New Roman" w:hAnsi="Times New Roman"/>
+      <w:color w:val="000000"/>
       <w:spacing w:val="5"/>
       <w:kern w:val="28"/>
-      <w:sz w:val="52"/>
+      <w:sz w:val="40"/>
       <w:szCs w:val="52"/>
+      <w:lang w:val="ky-KG"/>
     </w:rPr>
   </w:style>
   <w:style w:type="character" w:customStyle="1" w:styleId="TitleChar">
@@ -1344,7 +1146,7 @@
     <w:uiPriority w:val="10"/>
     <w:rsid w:val="00FC693F"/>
     <w:rPr>
-      <w:rFonts w:asciiTheme="majorHAnsi" w:eastAsiaTheme="majorEastAsia" w:hAnsiTheme="majorHAnsi" w:cstheme="majorBidi"/>
+      <w:rFonts/>
       <w:color w:val="17365D" w:themeColor="text2" w:themeShade="BF"/>
       <w:spacing w:val="5"/>
       <w:kern w:val="28"/>
@@ -1366,7 +1168,7 @@
       </w:numPr>
     </w:pPr>
     <w:rPr>
-      <w:rFonts w:asciiTheme="majorHAnsi" w:eastAsiaTheme="majorEastAsia" w:hAnsiTheme="majorHAnsi" w:cstheme="majorBidi"/>
+      <w:rFonts/>
       <w:i/>
       <w:iCs/>
       <w:color w:val="4F81BD" w:themeColor="accent1"/>
@@ -1382,7 +1184,7 @@
     <w:uiPriority w:val="11"/>
     <w:rsid w:val="00FC693F"/>
     <w:rPr>
-      <w:rFonts w:asciiTheme="majorHAnsi" w:eastAsiaTheme="majorEastAsia" w:hAnsiTheme="majorHAnsi" w:cstheme="majorBidi"/>
+      <w:rFonts/>
       <w:i/>
       <w:iCs/>
       <w:color w:val="4F81BD" w:themeColor="accent1"/>
@@ -1507,8 +1309,15 @@
       <w:numPr>
         <w:numId w:val="1"/>
       </w:numPr>
+      <w:spacing w:after="120" w:line="259" w:lineRule="auto"/>
       <w:contextualSpacing/>
     </w:pPr>
+    <w:rPr>
+      <w:rFonts w:ascii="Times New Roman" w:hAnsi="Times New Roman"/>
+      <w:color w:val="000000"/>
+      <w:sz w:val="24"/>
+      <w:lang w:val="ky-KG"/>
+    </w:rPr>
   </w:style>
   <w:style w:type="paragraph" w:styleId="ListBullet2">
     <w:name w:val="List Bullet 2"/>
@@ -1680,7 +1489,7 @@
     <w:semiHidden/>
     <w:rsid w:val="00FC693F"/>
     <w:rPr>
-      <w:rFonts w:asciiTheme="majorHAnsi" w:eastAsiaTheme="majorEastAsia" w:hAnsiTheme="majorHAnsi" w:cstheme="majorBidi"/>
+      <w:rFonts/>
       <w:b/>
       <w:bCs/>
       <w:i/>
@@ -1696,7 +1505,7 @@
     <w:semiHidden/>
     <w:rsid w:val="00FC693F"/>
     <w:rPr>
-      <w:rFonts w:asciiTheme="majorHAnsi" w:eastAsiaTheme="majorEastAsia" w:hAnsiTheme="majorHAnsi" w:cstheme="majorBidi"/>
+      <w:rFonts/>
       <w:color w:val="243F60" w:themeColor="accent1" w:themeShade="7F"/>
     </w:rPr>
   </w:style>
@@ -1708,7 +1517,7 @@
     <w:semiHidden/>
     <w:rsid w:val="00FC693F"/>
     <w:rPr>
-      <w:rFonts w:asciiTheme="majorHAnsi" w:eastAsiaTheme="majorEastAsia" w:hAnsiTheme="majorHAnsi" w:cstheme="majorBidi"/>
+      <w:rFonts/>
       <w:i/>
       <w:iCs/>
       <w:color w:val="243F60" w:themeColor="accent1" w:themeShade="7F"/>
@@ -1722,7 +1531,7 @@
     <w:semiHidden/>
     <w:rsid w:val="00FC693F"/>
     <w:rPr>
-      <w:rFonts w:asciiTheme="majorHAnsi" w:eastAsiaTheme="majorEastAsia" w:hAnsiTheme="majorHAnsi" w:cstheme="majorBidi"/>
+      <w:rFonts/>
       <w:i/>
       <w:iCs/>
       <w:color w:val="404040" w:themeColor="text1" w:themeTint="BF"/>
@@ -1736,7 +1545,7 @@
     <w:semiHidden/>
     <w:rsid w:val="00FC693F"/>
     <w:rPr>
-      <w:rFonts w:asciiTheme="majorHAnsi" w:eastAsiaTheme="majorEastAsia" w:hAnsiTheme="majorHAnsi" w:cstheme="majorBidi"/>
+      <w:rFonts/>
       <w:color w:val="4F81BD" w:themeColor="accent1"/>
       <w:sz w:val="20"/>
       <w:szCs w:val="20"/>
@@ -1750,7 +1559,7 @@
     <w:semiHidden/>
     <w:rsid w:val="00FC693F"/>
     <w:rPr>
-      <w:rFonts w:asciiTheme="majorHAnsi" w:eastAsiaTheme="majorEastAsia" w:hAnsiTheme="majorHAnsi" w:cstheme="majorBidi"/>
+      <w:rFonts/>
       <w:i/>
       <w:iCs/>
       <w:color w:val="404040" w:themeColor="text1" w:themeTint="BF"/>
@@ -1809,9 +1618,6 @@
     <w:qFormat/>
     <w:rsid w:val="00FC693F"/>
     <w:pPr>
-      <w:pBdr>
-        <w:bottom w:val="single" w:sz="4" w:space="4" w:color="4F81BD" w:themeColor="accent1"/>
-      </w:pBdr>
       <w:spacing w:before="200" w:after="280"/>
       <w:ind w:left="936" w:right="936"/>
     </w:pPr>
@@ -3339,7 +3145,7 @@
         <w:spacing w:before="0" w:after="0" w:line="240" w:lineRule="auto"/>
       </w:pPr>
       <w:rPr>
-        <w:rFonts w:asciiTheme="majorHAnsi" w:eastAsiaTheme="majorEastAsia" w:hAnsiTheme="majorHAnsi" w:cstheme="majorBidi"/>
+        <w:rFonts/>
         <w:b/>
         <w:bCs/>
       </w:rPr>
@@ -3360,7 +3166,7 @@
         <w:spacing w:before="0" w:after="0" w:line="240" w:lineRule="auto"/>
       </w:pPr>
       <w:rPr>
-        <w:rFonts w:asciiTheme="majorHAnsi" w:eastAsiaTheme="majorEastAsia" w:hAnsiTheme="majorHAnsi" w:cstheme="majorBidi"/>
+        <w:rFonts/>
         <w:b/>
         <w:bCs/>
       </w:rPr>
@@ -3378,14 +3184,14 @@
     </w:tblStylePr>
     <w:tblStylePr w:type="firstCol">
       <w:rPr>
-        <w:rFonts w:asciiTheme="majorHAnsi" w:eastAsiaTheme="majorEastAsia" w:hAnsiTheme="majorHAnsi" w:cstheme="majorBidi"/>
+        <w:rFonts/>
         <w:b/>
         <w:bCs/>
       </w:rPr>
     </w:tblStylePr>
     <w:tblStylePr w:type="lastCol">
       <w:rPr>
-        <w:rFonts w:asciiTheme="majorHAnsi" w:eastAsiaTheme="majorEastAsia" w:hAnsiTheme="majorHAnsi" w:cstheme="majorBidi"/>
+        <w:rFonts/>
         <w:b/>
         <w:bCs/>
       </w:rPr>
@@ -3469,7 +3275,7 @@
         <w:spacing w:before="0" w:after="0" w:line="240" w:lineRule="auto"/>
       </w:pPr>
       <w:rPr>
-        <w:rFonts w:asciiTheme="majorHAnsi" w:eastAsiaTheme="majorEastAsia" w:hAnsiTheme="majorHAnsi" w:cstheme="majorBidi"/>
+        <w:rFonts/>
         <w:b/>
         <w:bCs/>
       </w:rPr>
@@ -3490,7 +3296,7 @@
         <w:spacing w:before="0" w:after="0" w:line="240" w:lineRule="auto"/>
       </w:pPr>
       <w:rPr>
-        <w:rFonts w:asciiTheme="majorHAnsi" w:eastAsiaTheme="majorEastAsia" w:hAnsiTheme="majorHAnsi" w:cstheme="majorBidi"/>
+        <w:rFonts/>
         <w:b/>
         <w:bCs/>
       </w:rPr>
@@ -3508,14 +3314,14 @@
     </w:tblStylePr>
     <w:tblStylePr w:type="firstCol">
       <w:rPr>
-        <w:rFonts w:asciiTheme="majorHAnsi" w:eastAsiaTheme="majorEastAsia" w:hAnsiTheme="majorHAnsi" w:cstheme="majorBidi"/>
+        <w:rFonts/>
         <w:b/>
         <w:bCs/>
       </w:rPr>
     </w:tblStylePr>
     <w:tblStylePr w:type="lastCol">
       <w:rPr>
-        <w:rFonts w:asciiTheme="majorHAnsi" w:eastAsiaTheme="majorEastAsia" w:hAnsiTheme="majorHAnsi" w:cstheme="majorBidi"/>
+        <w:rFonts/>
         <w:b/>
         <w:bCs/>
       </w:rPr>
@@ -3599,7 +3405,7 @@
         <w:spacing w:before="0" w:after="0" w:line="240" w:lineRule="auto"/>
       </w:pPr>
       <w:rPr>
-        <w:rFonts w:asciiTheme="majorHAnsi" w:eastAsiaTheme="majorEastAsia" w:hAnsiTheme="majorHAnsi" w:cstheme="majorBidi"/>
+        <w:rFonts/>
         <w:b/>
         <w:bCs/>
       </w:rPr>
@@ -3620,7 +3426,7 @@
         <w:spacing w:before="0" w:after="0" w:line="240" w:lineRule="auto"/>
       </w:pPr>
       <w:rPr>
-        <w:rFonts w:asciiTheme="majorHAnsi" w:eastAsiaTheme="majorEastAsia" w:hAnsiTheme="majorHAnsi" w:cstheme="majorBidi"/>
+        <w:rFonts/>
         <w:b/>
         <w:bCs/>
       </w:rPr>
@@ -3638,14 +3444,14 @@
     </w:tblStylePr>
     <w:tblStylePr w:type="firstCol">
       <w:rPr>
-        <w:rFonts w:asciiTheme="majorHAnsi" w:eastAsiaTheme="majorEastAsia" w:hAnsiTheme="majorHAnsi" w:cstheme="majorBidi"/>
+        <w:rFonts/>
         <w:b/>
         <w:bCs/>
       </w:rPr>
     </w:tblStylePr>
     <w:tblStylePr w:type="lastCol">
       <w:rPr>
-        <w:rFonts w:asciiTheme="majorHAnsi" w:eastAsiaTheme="majorEastAsia" w:hAnsiTheme="majorHAnsi" w:cstheme="majorBidi"/>
+        <w:rFonts/>
         <w:b/>
         <w:bCs/>
       </w:rPr>
@@ -3729,7 +3535,7 @@
         <w:spacing w:before="0" w:after="0" w:line="240" w:lineRule="auto"/>
       </w:pPr>
       <w:rPr>
-        <w:rFonts w:asciiTheme="majorHAnsi" w:eastAsiaTheme="majorEastAsia" w:hAnsiTheme="majorHAnsi" w:cstheme="majorBidi"/>
+        <w:rFonts/>
         <w:b/>
         <w:bCs/>
       </w:rPr>
@@ -3750,7 +3556,7 @@
         <w:spacing w:before="0" w:after="0" w:line="240" w:lineRule="auto"/>
       </w:pPr>
       <w:rPr>
-        <w:rFonts w:asciiTheme="majorHAnsi" w:eastAsiaTheme="majorEastAsia" w:hAnsiTheme="majorHAnsi" w:cstheme="majorBidi"/>
+        <w:rFonts/>
         <w:b/>
         <w:bCs/>
       </w:rPr>
@@ -3768,14 +3574,14 @@
     </w:tblStylePr>
     <w:tblStylePr w:type="firstCol">
       <w:rPr>
-        <w:rFonts w:asciiTheme="majorHAnsi" w:eastAsiaTheme="majorEastAsia" w:hAnsiTheme="majorHAnsi" w:cstheme="majorBidi"/>
+        <w:rFonts/>
         <w:b/>
         <w:bCs/>
       </w:rPr>
     </w:tblStylePr>
     <w:tblStylePr w:type="lastCol">
       <w:rPr>
-        <w:rFonts w:asciiTheme="majorHAnsi" w:eastAsiaTheme="majorEastAsia" w:hAnsiTheme="majorHAnsi" w:cstheme="majorBidi"/>
+        <w:rFonts/>
         <w:b/>
         <w:bCs/>
       </w:rPr>
@@ -3859,7 +3665,7 @@
         <w:spacing w:before="0" w:after="0" w:line="240" w:lineRule="auto"/>
       </w:pPr>
       <w:rPr>
-        <w:rFonts w:asciiTheme="majorHAnsi" w:eastAsiaTheme="majorEastAsia" w:hAnsiTheme="majorHAnsi" w:cstheme="majorBidi"/>
+        <w:rFonts/>
         <w:b/>
         <w:bCs/>
       </w:rPr>
@@ -3880,7 +3686,7 @@
         <w:spacing w:before="0" w:after="0" w:line="240" w:lineRule="auto"/>
       </w:pPr>
       <w:rPr>
-        <w:rFonts w:asciiTheme="majorHAnsi" w:eastAsiaTheme="majorEastAsia" w:hAnsiTheme="majorHAnsi" w:cstheme="majorBidi"/>
+        <w:rFonts/>
         <w:b/>
         <w:bCs/>
       </w:rPr>
@@ -3898,14 +3704,14 @@
     </w:tblStylePr>
     <w:tblStylePr w:type="firstCol">
       <w:rPr>
-        <w:rFonts w:asciiTheme="majorHAnsi" w:eastAsiaTheme="majorEastAsia" w:hAnsiTheme="majorHAnsi" w:cstheme="majorBidi"/>
+        <w:rFonts/>
         <w:b/>
         <w:bCs/>
       </w:rPr>
     </w:tblStylePr>
     <w:tblStylePr w:type="lastCol">
       <w:rPr>
-        <w:rFonts w:asciiTheme="majorHAnsi" w:eastAsiaTheme="majorEastAsia" w:hAnsiTheme="majorHAnsi" w:cstheme="majorBidi"/>
+        <w:rFonts/>
         <w:b/>
         <w:bCs/>
       </w:rPr>
@@ -3989,7 +3795,7 @@
         <w:spacing w:before="0" w:after="0" w:line="240" w:lineRule="auto"/>
       </w:pPr>
       <w:rPr>
-        <w:rFonts w:asciiTheme="majorHAnsi" w:eastAsiaTheme="majorEastAsia" w:hAnsiTheme="majorHAnsi" w:cstheme="majorBidi"/>
+        <w:rFonts/>
         <w:b/>
         <w:bCs/>
       </w:rPr>
@@ -4010,7 +3816,7 @@
         <w:spacing w:before="0" w:after="0" w:line="240" w:lineRule="auto"/>
       </w:pPr>
       <w:rPr>
-        <w:rFonts w:asciiTheme="majorHAnsi" w:eastAsiaTheme="majorEastAsia" w:hAnsiTheme="majorHAnsi" w:cstheme="majorBidi"/>
+        <w:rFonts/>
         <w:b/>
         <w:bCs/>
       </w:rPr>
@@ -4028,14 +3834,14 @@
     </w:tblStylePr>
     <w:tblStylePr w:type="firstCol">
       <w:rPr>
-        <w:rFonts w:asciiTheme="majorHAnsi" w:eastAsiaTheme="majorEastAsia" w:hAnsiTheme="majorHAnsi" w:cstheme="majorBidi"/>
+        <w:rFonts/>
         <w:b/>
         <w:bCs/>
       </w:rPr>
     </w:tblStylePr>
     <w:tblStylePr w:type="lastCol">
       <w:rPr>
-        <w:rFonts w:asciiTheme="majorHAnsi" w:eastAsiaTheme="majorEastAsia" w:hAnsiTheme="majorHAnsi" w:cstheme="majorBidi"/>
+        <w:rFonts/>
         <w:b/>
         <w:bCs/>
       </w:rPr>
@@ -4119,7 +3925,7 @@
         <w:spacing w:before="0" w:after="0" w:line="240" w:lineRule="auto"/>
       </w:pPr>
       <w:rPr>
-        <w:rFonts w:asciiTheme="majorHAnsi" w:eastAsiaTheme="majorEastAsia" w:hAnsiTheme="majorHAnsi" w:cstheme="majorBidi"/>
+        <w:rFonts/>
         <w:b/>
         <w:bCs/>
       </w:rPr>
@@ -4140,7 +3946,7 @@
         <w:spacing w:before="0" w:after="0" w:line="240" w:lineRule="auto"/>
       </w:pPr>
       <w:rPr>
-        <w:rFonts w:asciiTheme="majorHAnsi" w:eastAsiaTheme="majorEastAsia" w:hAnsiTheme="majorHAnsi" w:cstheme="majorBidi"/>
+        <w:rFonts/>
         <w:b/>
         <w:bCs/>
       </w:rPr>
@@ -4158,14 +3964,14 @@
     </w:tblStylePr>
     <w:tblStylePr w:type="firstCol">
       <w:rPr>
-        <w:rFonts w:asciiTheme="majorHAnsi" w:eastAsiaTheme="majorEastAsia" w:hAnsiTheme="majorHAnsi" w:cstheme="majorBidi"/>
+        <w:rFonts/>
         <w:b/>
         <w:bCs/>
       </w:rPr>
     </w:tblStylePr>
     <w:tblStylePr w:type="lastCol">
       <w:rPr>
-        <w:rFonts w:asciiTheme="majorHAnsi" w:eastAsiaTheme="majorEastAsia" w:hAnsiTheme="majorHAnsi" w:cstheme="majorBidi"/>
+        <w:rFonts/>
         <w:b/>
         <w:bCs/>
       </w:rPr>
@@ -6030,7 +5836,7 @@
     </w:tblPr>
     <w:tblStylePr w:type="firstRow">
       <w:rPr>
-        <w:rFonts w:asciiTheme="majorHAnsi" w:eastAsiaTheme="majorEastAsia" w:hAnsiTheme="majorHAnsi" w:cstheme="majorBidi"/>
+        <w:rFonts/>
       </w:rPr>
       <w:tblPr/>
       <w:tcPr>
@@ -6114,7 +5920,7 @@
     </w:tblPr>
     <w:tblStylePr w:type="firstRow">
       <w:rPr>
-        <w:rFonts w:asciiTheme="majorHAnsi" w:eastAsiaTheme="majorEastAsia" w:hAnsiTheme="majorHAnsi" w:cstheme="majorBidi"/>
+        <w:rFonts/>
       </w:rPr>
       <w:tblPr/>
       <w:tcPr>
@@ -6198,7 +6004,7 @@
     </w:tblPr>
     <w:tblStylePr w:type="firstRow">
       <w:rPr>
-        <w:rFonts w:asciiTheme="majorHAnsi" w:eastAsiaTheme="majorEastAsia" w:hAnsiTheme="majorHAnsi" w:cstheme="majorBidi"/>
+        <w:rFonts/>
       </w:rPr>
       <w:tblPr/>
       <w:tcPr>
@@ -6282,7 +6088,7 @@
     </w:tblPr>
     <w:tblStylePr w:type="firstRow">
       <w:rPr>
-        <w:rFonts w:asciiTheme="majorHAnsi" w:eastAsiaTheme="majorEastAsia" w:hAnsiTheme="majorHAnsi" w:cstheme="majorBidi"/>
+        <w:rFonts/>
       </w:rPr>
       <w:tblPr/>
       <w:tcPr>
@@ -6366,7 +6172,7 @@
     </w:tblPr>
     <w:tblStylePr w:type="firstRow">
       <w:rPr>
-        <w:rFonts w:asciiTheme="majorHAnsi" w:eastAsiaTheme="majorEastAsia" w:hAnsiTheme="majorHAnsi" w:cstheme="majorBidi"/>
+        <w:rFonts/>
       </w:rPr>
       <w:tblPr/>
       <w:tcPr>
@@ -6450,7 +6256,7 @@
     </w:tblPr>
     <w:tblStylePr w:type="firstRow">
       <w:rPr>
-        <w:rFonts w:asciiTheme="majorHAnsi" w:eastAsiaTheme="majorEastAsia" w:hAnsiTheme="majorHAnsi" w:cstheme="majorBidi"/>
+        <w:rFonts/>
       </w:rPr>
       <w:tblPr/>
       <w:tcPr>
@@ -6534,7 +6340,7 @@
     </w:tblPr>
     <w:tblStylePr w:type="firstRow">
       <w:rPr>
-        <w:rFonts w:asciiTheme="majorHAnsi" w:eastAsiaTheme="majorEastAsia" w:hAnsiTheme="majorHAnsi" w:cstheme="majorBidi"/>
+        <w:rFonts/>
       </w:rPr>
       <w:tblPr/>
       <w:tcPr>
@@ -6599,7 +6405,7 @@
       <w:spacing w:after="0" w:line="240" w:lineRule="auto"/>
     </w:pPr>
     <w:rPr>
-      <w:rFonts w:asciiTheme="majorHAnsi" w:eastAsiaTheme="majorEastAsia" w:hAnsiTheme="majorHAnsi" w:cstheme="majorBidi"/>
+      <w:rFonts/>
       <w:color w:val="000000" w:themeColor="text1"/>
     </w:rPr>
     <w:tblPr>
@@ -6727,7 +6533,7 @@
       <w:spacing w:after="0" w:line="240" w:lineRule="auto"/>
     </w:pPr>
     <w:rPr>
-      <w:rFonts w:asciiTheme="majorHAnsi" w:eastAsiaTheme="majorEastAsia" w:hAnsiTheme="majorHAnsi" w:cstheme="majorBidi"/>
+      <w:rFonts/>
       <w:color w:val="000000" w:themeColor="text1"/>
     </w:rPr>
     <w:tblPr>
@@ -6855,7 +6661,7 @@
       <w:spacing w:after="0" w:line="240" w:lineRule="auto"/>
     </w:pPr>
     <w:rPr>
-      <w:rFonts w:asciiTheme="majorHAnsi" w:eastAsiaTheme="majorEastAsia" w:hAnsiTheme="majorHAnsi" w:cstheme="majorBidi"/>
+      <w:rFonts/>
       <w:color w:val="000000" w:themeColor="text1"/>
     </w:rPr>
     <w:tblPr>
@@ -6983,7 +6789,7 @@
       <w:spacing w:after="0" w:line="240" w:lineRule="auto"/>
     </w:pPr>
     <w:rPr>
-      <w:rFonts w:asciiTheme="majorHAnsi" w:eastAsiaTheme="majorEastAsia" w:hAnsiTheme="majorHAnsi" w:cstheme="majorBidi"/>
+      <w:rFonts/>
       <w:color w:val="000000" w:themeColor="text1"/>
     </w:rPr>
     <w:tblPr>
@@ -7111,7 +6917,7 @@
       <w:spacing w:after="0" w:line="240" w:lineRule="auto"/>
     </w:pPr>
     <w:rPr>
-      <w:rFonts w:asciiTheme="majorHAnsi" w:eastAsiaTheme="majorEastAsia" w:hAnsiTheme="majorHAnsi" w:cstheme="majorBidi"/>
+      <w:rFonts/>
       <w:color w:val="000000" w:themeColor="text1"/>
     </w:rPr>
     <w:tblPr>
@@ -7239,7 +7045,7 @@
       <w:spacing w:after="0" w:line="240" w:lineRule="auto"/>
     </w:pPr>
     <w:rPr>
-      <w:rFonts w:asciiTheme="majorHAnsi" w:eastAsiaTheme="majorEastAsia" w:hAnsiTheme="majorHAnsi" w:cstheme="majorBidi"/>
+      <w:rFonts/>
       <w:color w:val="000000" w:themeColor="text1"/>
     </w:rPr>
     <w:tblPr>
@@ -7367,7 +7173,7 @@
       <w:spacing w:after="0" w:line="240" w:lineRule="auto"/>
     </w:pPr>
     <w:rPr>
-      <w:rFonts w:asciiTheme="majorHAnsi" w:eastAsiaTheme="majorEastAsia" w:hAnsiTheme="majorHAnsi" w:cstheme="majorBidi"/>
+      <w:rFonts/>
       <w:color w:val="000000" w:themeColor="text1"/>
     </w:rPr>
     <w:tblPr>
@@ -8006,7 +7812,7 @@
       <w:spacing w:after="0" w:line="240" w:lineRule="auto"/>
     </w:pPr>
     <w:rPr>
-      <w:rFonts w:asciiTheme="majorHAnsi" w:eastAsiaTheme="majorEastAsia" w:hAnsiTheme="majorHAnsi" w:cstheme="majorBidi"/>
+      <w:rFonts/>
       <w:color w:val="000000" w:themeColor="text1"/>
     </w:rPr>
     <w:tblPr>
@@ -8131,7 +7937,7 @@
       <w:spacing w:after="0" w:line="240" w:lineRule="auto"/>
     </w:pPr>
     <w:rPr>
-      <w:rFonts w:asciiTheme="majorHAnsi" w:eastAsiaTheme="majorEastAsia" w:hAnsiTheme="majorHAnsi" w:cstheme="majorBidi"/>
+      <w:rFonts/>
       <w:color w:val="000000" w:themeColor="text1"/>
     </w:rPr>
     <w:tblPr>
@@ -8256,7 +8062,7 @@
       <w:spacing w:after="0" w:line="240" w:lineRule="auto"/>
     </w:pPr>
     <w:rPr>
-      <w:rFonts w:asciiTheme="majorHAnsi" w:eastAsiaTheme="majorEastAsia" w:hAnsiTheme="majorHAnsi" w:cstheme="majorBidi"/>
+      <w:rFonts/>
       <w:color w:val="000000" w:themeColor="text1"/>
     </w:rPr>
     <w:tblPr>
@@ -8381,7 +8187,7 @@
       <w:spacing w:after="0" w:line="240" w:lineRule="auto"/>
     </w:pPr>
     <w:rPr>
-      <w:rFonts w:asciiTheme="majorHAnsi" w:eastAsiaTheme="majorEastAsia" w:hAnsiTheme="majorHAnsi" w:cstheme="majorBidi"/>
+      <w:rFonts/>
       <w:color w:val="000000" w:themeColor="text1"/>
     </w:rPr>
     <w:tblPr>
@@ -8506,7 +8312,7 @@
       <w:spacing w:after="0" w:line="240" w:lineRule="auto"/>
     </w:pPr>
     <w:rPr>
-      <w:rFonts w:asciiTheme="majorHAnsi" w:eastAsiaTheme="majorEastAsia" w:hAnsiTheme="majorHAnsi" w:cstheme="majorBidi"/>
+      <w:rFonts/>
       <w:color w:val="000000" w:themeColor="text1"/>
     </w:rPr>
     <w:tblPr>
@@ -8631,7 +8437,7 @@
       <w:spacing w:after="0" w:line="240" w:lineRule="auto"/>
     </w:pPr>
     <w:rPr>
-      <w:rFonts w:asciiTheme="majorHAnsi" w:eastAsiaTheme="majorEastAsia" w:hAnsiTheme="majorHAnsi" w:cstheme="majorBidi"/>
+      <w:rFonts/>
       <w:color w:val="000000" w:themeColor="text1"/>
     </w:rPr>
     <w:tblPr>
@@ -8756,7 +8562,7 @@
       <w:spacing w:after="0" w:line="240" w:lineRule="auto"/>
     </w:pPr>
     <w:rPr>
-      <w:rFonts w:asciiTheme="majorHAnsi" w:eastAsiaTheme="majorEastAsia" w:hAnsiTheme="majorHAnsi" w:cstheme="majorBidi"/>
+      <w:rFonts/>
       <w:color w:val="000000" w:themeColor="text1"/>
     </w:rPr>
     <w:tblPr>
